--- a/spec/uc-spec-4-7-zap.docx
+++ b/spec/uc-spec-4-7-zap.docx
@@ -427,13 +427,25 @@
               <w:rPr>
                 <w:lang w:val="en-US"/>
               </w:rPr>
-              <w:t>H</w:t>
-            </w:r>
-            <w:r>
-              <w:rPr>
-                <w:lang w:val="en-US"/>
-              </w:rPr>
-              <w:t>iển thị danh sách tài khoản</w:t>
+              <w:t>L</w:t>
+            </w:r>
+            <w:r>
+              <w:rPr>
+                <w:lang w:val="vi-VN"/>
+              </w:rPr>
+              <w:t>ấy thông tin</w:t>
+            </w:r>
+            <w:r>
+              <w:rPr>
+                <w:lang w:val="en-US"/>
+              </w:rPr>
+              <w:t xml:space="preserve"> </w:t>
+            </w:r>
+            <w:r>
+              <w:rPr>
+                <w:lang w:val="en-US"/>
+              </w:rPr>
+              <w:t>danh sách tài khoản</w:t>
             </w:r>
             <w:r>
               <w:rPr>
@@ -445,7 +457,31 @@
               <w:rPr>
                 <w:lang w:val="vi-VN"/>
               </w:rPr>
-              <w:t>khách hàng.</w:t>
+              <w:t xml:space="preserve">khách hàng </w:t>
+            </w:r>
+            <w:r>
+              <w:rPr>
+                <w:lang w:val="en-US"/>
+              </w:rPr>
+              <w:t>và h</w:t>
+            </w:r>
+            <w:r>
+              <w:rPr>
+                <w:lang w:val="en-US"/>
+              </w:rPr>
+              <w:t>iển thị</w:t>
+            </w:r>
+            <w:r>
+              <w:rPr>
+                <w:lang w:val="en-US"/>
+              </w:rPr>
+              <w:t xml:space="preserve"> lên màn hình</w:t>
+            </w:r>
+            <w:r>
+              <w:rPr>
+                <w:lang w:val="vi-VN"/>
+              </w:rPr>
+              <w:t>.</w:t>
             </w:r>
           </w:p>
         </w:tc>
@@ -1763,7 +1799,19 @@
               <w:rPr>
                 <w:lang w:val="en-US"/>
               </w:rPr>
-              <w:t xml:space="preserve"> OTP</w:t>
+              <w:t xml:space="preserve"> </w:t>
+            </w:r>
+            <w:r>
+              <w:rPr>
+                <w:lang w:val="en-US"/>
+              </w:rPr>
+              <w:t>m</w:t>
+            </w:r>
+            <w:r>
+              <w:rPr>
+                <w:lang w:val="en-US"/>
+              </w:rPr>
+              <w:t>ã PIN</w:t>
             </w:r>
           </w:p>
         </w:tc>
@@ -1837,7 +1885,19 @@
               <w:rPr>
                 <w:lang w:val="en-US"/>
               </w:rPr>
-              <w:t>7. Kiểm tra OTP</w:t>
+              <w:t xml:space="preserve">7. Kiểm tra </w:t>
+            </w:r>
+            <w:r>
+              <w:rPr>
+                <w:lang w:val="en-US"/>
+              </w:rPr>
+              <w:t>m</w:t>
+            </w:r>
+            <w:r>
+              <w:rPr>
+                <w:lang w:val="en-US"/>
+              </w:rPr>
+              <w:t>ã PIN</w:t>
             </w:r>
             <w:r>
               <w:rPr>
@@ -1856,7 +1916,31 @@
               <w:rPr>
                 <w:lang w:val="en-US"/>
               </w:rPr>
-              <w:t>7.1. OTP đúng, x</w:t>
+              <w:t xml:space="preserve">7.1. </w:t>
+            </w:r>
+            <w:r>
+              <w:rPr>
+                <w:lang w:val="en-US"/>
+              </w:rPr>
+              <w:t>Mã PIN</w:t>
+            </w:r>
+            <w:r>
+              <w:rPr>
+                <w:lang w:val="en-US"/>
+              </w:rPr>
+              <w:t xml:space="preserve"> đúng, </w:t>
+            </w:r>
+            <w:r>
+              <w:rPr>
+                <w:lang w:val="en-US"/>
+              </w:rPr>
+              <w:t xml:space="preserve">cập nhật số dư và </w:t>
+            </w:r>
+            <w:r>
+              <w:rPr>
+                <w:lang w:val="en-US"/>
+              </w:rPr>
+              <w:t>x</w:t>
             </w:r>
             <w:r>
               <w:t>ử lý yêu cầu mở tài khoản tiết kiệm.</w:t>
@@ -1996,7 +2080,31 @@
               <w:rPr>
                 <w:lang w:val="en-US"/>
               </w:rPr>
-              <w:t>5.b. Quay lại bước 2</w:t>
+              <w:t>5.</w:t>
+            </w:r>
+            <w:r>
+              <w:rPr>
+                <w:lang w:val="en-US"/>
+              </w:rPr>
+              <w:t>a</w:t>
+            </w:r>
+            <w:r>
+              <w:rPr>
+                <w:lang w:val="en-US"/>
+              </w:rPr>
+              <w:t>.</w:t>
+            </w:r>
+            <w:r>
+              <w:rPr>
+                <w:lang w:val="en-US"/>
+              </w:rPr>
+              <w:t>2</w:t>
+            </w:r>
+            <w:r>
+              <w:rPr>
+                <w:lang w:val="en-US"/>
+              </w:rPr>
+              <w:t xml:space="preserve"> Quay lại bước 2</w:t>
             </w:r>
           </w:p>
         </w:tc>
@@ -2220,7 +2328,31 @@
               <w:rPr>
                 <w:lang w:val="en-US"/>
               </w:rPr>
-              <w:t>7.2. OTP sai, yêu cầu nhập lại OTP.</w:t>
+              <w:t xml:space="preserve">7.2. </w:t>
+            </w:r>
+            <w:r>
+              <w:rPr>
+                <w:lang w:val="en-US"/>
+              </w:rPr>
+              <w:t xml:space="preserve">Mã PIN </w:t>
+            </w:r>
+            <w:r>
+              <w:rPr>
+                <w:lang w:val="en-US"/>
+              </w:rPr>
+              <w:t xml:space="preserve">sai, yêu cầu nhập lại </w:t>
+            </w:r>
+            <w:r>
+              <w:rPr>
+                <w:lang w:val="en-US"/>
+              </w:rPr>
+              <w:t>Mã PIN</w:t>
+            </w:r>
+            <w:r>
+              <w:rPr>
+                <w:lang w:val="en-US"/>
+              </w:rPr>
+              <w:t>.</w:t>
             </w:r>
           </w:p>
         </w:tc>
@@ -2475,6 +2607,351 @@
             </w:r>
             <w:r>
               <w:t>và thông tin được cập nhật trong hệ thống.</w:t>
+            </w:r>
+          </w:p>
+        </w:tc>
+      </w:tr>
+    </w:tbl>
+    <w:p>
+      <w:pPr>
+        <w:rPr>
+          <w:lang w:val="en-US"/>
+        </w:rPr>
+      </w:pPr>
+      <w:r>
+        <w:rPr>
+          <w:lang w:val="en-US"/>
+        </w:rPr>
+        <w:tab/>
+      </w:r>
+    </w:p>
+    <w:p>
+      <w:pPr>
+        <w:rPr>
+          <w:lang w:val="en-US"/>
+        </w:rPr>
+      </w:pPr>
+    </w:p>
+    <w:p>
+      <w:pPr>
+        <w:topLinePunct w:val="0"/>
+        <w:autoSpaceDE/>
+        <w:autoSpaceDN/>
+        <w:spacing w:after="160" w:line="259" w:lineRule="auto"/>
+        <w:rPr>
+          <w:lang w:val="en-US"/>
+        </w:rPr>
+      </w:pPr>
+      <w:r>
+        <w:rPr>
+          <w:lang w:val="en-US"/>
+        </w:rPr>
+        <w:br w:type="page"/>
+      </w:r>
+    </w:p>
+    <w:p>
+      <w:pPr>
+        <w:rPr>
+          <w:lang w:val="en-US"/>
+        </w:rPr>
+      </w:pPr>
+      <w:r>
+        <w:lastRenderedPageBreak/>
+        <w:t>Analysis class to analysis mechanism map</w:t>
+      </w:r>
+    </w:p>
+    <w:p>
+      <w:pPr>
+        <w:rPr>
+          <w:lang w:val="en-US"/>
+        </w:rPr>
+      </w:pPr>
+    </w:p>
+    <w:tbl>
+      <w:tblPr>
+        <w:tblStyle w:val="TableGrid"/>
+        <w:tblW w:w="0" w:type="auto"/>
+        <w:tblLook w:val="04A0" w:firstRow="1" w:lastRow="0" w:firstColumn="1" w:lastColumn="0" w:noHBand="0" w:noVBand="1"/>
+      </w:tblPr>
+      <w:tblGrid>
+        <w:gridCol w:w="4675"/>
+        <w:gridCol w:w="4675"/>
+      </w:tblGrid>
+      <w:tr>
+        <w:tc>
+          <w:tcPr>
+            <w:tcW w:w="4675" w:type="dxa"/>
+          </w:tcPr>
+          <w:p>
+            <w:pPr>
+              <w:rPr>
+                <w:b/>
+                <w:bCs/>
+                <w:lang w:val="en-US"/>
+              </w:rPr>
+            </w:pPr>
+            <w:r>
+              <w:rPr>
+                <w:b/>
+                <w:bCs/>
+              </w:rPr>
+              <w:t>Analysis Class</w:t>
+            </w:r>
+          </w:p>
+        </w:tc>
+        <w:tc>
+          <w:tcPr>
+            <w:tcW w:w="4675" w:type="dxa"/>
+          </w:tcPr>
+          <w:p>
+            <w:pPr>
+              <w:rPr>
+                <w:b/>
+                <w:bCs/>
+                <w:lang w:val="en-US"/>
+              </w:rPr>
+            </w:pPr>
+            <w:r>
+              <w:rPr>
+                <w:b/>
+                <w:bCs/>
+              </w:rPr>
+              <w:t>Analysis Mechanism</w:t>
+            </w:r>
+          </w:p>
+        </w:tc>
+      </w:tr>
+      <w:tr>
+        <w:tc>
+          <w:tcPr>
+            <w:tcW w:w="4675" w:type="dxa"/>
+          </w:tcPr>
+          <w:p>
+            <w:r>
+              <w:rPr>
+                <w:lang w:val="en-US"/>
+              </w:rPr>
+              <w:t>UserInterface</w:t>
+            </w:r>
+          </w:p>
+        </w:tc>
+        <w:tc>
+          <w:tcPr>
+            <w:tcW w:w="4675" w:type="dxa"/>
+          </w:tcPr>
+          <w:p>
+            <w:r>
+              <w:t>None</w:t>
+            </w:r>
+          </w:p>
+        </w:tc>
+      </w:tr>
+      <w:tr>
+        <w:tc>
+          <w:tcPr>
+            <w:tcW w:w="4675" w:type="dxa"/>
+          </w:tcPr>
+          <w:p>
+            <w:pPr>
+              <w:rPr>
+                <w:lang w:val="en-US"/>
+              </w:rPr>
+            </w:pPr>
+            <w:r>
+              <w:t>AccountController</w:t>
+            </w:r>
+          </w:p>
+        </w:tc>
+        <w:tc>
+          <w:tcPr>
+            <w:tcW w:w="4675" w:type="dxa"/>
+          </w:tcPr>
+          <w:p>
+            <w:pPr>
+              <w:rPr>
+                <w:lang w:val="en-US"/>
+              </w:rPr>
+            </w:pPr>
+            <w:r>
+              <w:t>Distribution</w:t>
+            </w:r>
+          </w:p>
+        </w:tc>
+      </w:tr>
+      <w:tr>
+        <w:tc>
+          <w:tcPr>
+            <w:tcW w:w="4675" w:type="dxa"/>
+          </w:tcPr>
+          <w:p>
+            <w:pPr>
+              <w:rPr>
+                <w:lang w:val="en-US"/>
+              </w:rPr>
+            </w:pPr>
+            <w:r>
+              <w:t>Account</w:t>
+            </w:r>
+          </w:p>
+        </w:tc>
+        <w:tc>
+          <w:tcPr>
+            <w:tcW w:w="4675" w:type="dxa"/>
+          </w:tcPr>
+          <w:p>
+            <w:pPr>
+              <w:rPr>
+                <w:lang w:val="en-US"/>
+              </w:rPr>
+            </w:pPr>
+            <w:r>
+              <w:t>Persistency, Security</w:t>
+            </w:r>
+          </w:p>
+        </w:tc>
+      </w:tr>
+      <w:tr>
+        <w:tc>
+          <w:tcPr>
+            <w:tcW w:w="4675" w:type="dxa"/>
+          </w:tcPr>
+          <w:p>
+            <w:pPr>
+              <w:rPr>
+                <w:lang w:val="en-US"/>
+              </w:rPr>
+            </w:pPr>
+            <w:r>
+              <w:rPr>
+                <w:lang w:val="en-US"/>
+              </w:rPr>
+              <w:t>SavingsInterface</w:t>
+            </w:r>
+          </w:p>
+        </w:tc>
+        <w:tc>
+          <w:tcPr>
+            <w:tcW w:w="4675" w:type="dxa"/>
+          </w:tcPr>
+          <w:p>
+            <w:pPr>
+              <w:rPr>
+                <w:lang w:val="en-US"/>
+              </w:rPr>
+            </w:pPr>
+            <w:r>
+              <w:t>None</w:t>
+            </w:r>
+          </w:p>
+        </w:tc>
+      </w:tr>
+      <w:tr>
+        <w:tc>
+          <w:tcPr>
+            <w:tcW w:w="4675" w:type="dxa"/>
+          </w:tcPr>
+          <w:p>
+            <w:pPr>
+              <w:rPr>
+                <w:lang w:val="en-US"/>
+              </w:rPr>
+            </w:pPr>
+            <w:r>
+              <w:rPr>
+                <w:lang w:val="en-US"/>
+              </w:rPr>
+              <w:t>SavingsController</w:t>
+            </w:r>
+          </w:p>
+        </w:tc>
+        <w:tc>
+          <w:tcPr>
+            <w:tcW w:w="4675" w:type="dxa"/>
+          </w:tcPr>
+          <w:p>
+            <w:pPr>
+              <w:rPr>
+                <w:lang w:val="en-US"/>
+              </w:rPr>
+            </w:pPr>
+            <w:r>
+              <w:t>Distribution</w:t>
+            </w:r>
+          </w:p>
+        </w:tc>
+      </w:tr>
+      <w:tr>
+        <w:tc>
+          <w:tcPr>
+            <w:tcW w:w="4675" w:type="dxa"/>
+          </w:tcPr>
+          <w:p>
+            <w:pPr>
+              <w:rPr>
+                <w:lang w:val="en-US"/>
+              </w:rPr>
+            </w:pPr>
+            <w:r>
+              <w:rPr>
+                <w:lang w:val="en-US"/>
+              </w:rPr>
+              <w:t>AuthController</w:t>
+            </w:r>
+          </w:p>
+        </w:tc>
+        <w:tc>
+          <w:tcPr>
+            <w:tcW w:w="4675" w:type="dxa"/>
+          </w:tcPr>
+          <w:p>
+            <w:pPr>
+              <w:rPr>
+                <w:lang w:val="en-US"/>
+              </w:rPr>
+            </w:pPr>
+            <w:r>
+              <w:t>Distribution</w:t>
+            </w:r>
+          </w:p>
+        </w:tc>
+      </w:tr>
+      <w:tr>
+        <w:tc>
+          <w:tcPr>
+            <w:tcW w:w="4675" w:type="dxa"/>
+          </w:tcPr>
+          <w:p>
+            <w:pPr>
+              <w:rPr>
+                <w:lang w:val="en-US"/>
+              </w:rPr>
+            </w:pPr>
+            <w:r>
+              <w:rPr>
+                <w:lang w:val="en-US"/>
+              </w:rPr>
+              <w:t>Savings</w:t>
+            </w:r>
+            <w:r>
+              <w:rPr>
+                <w:lang w:val="en-US"/>
+              </w:rPr>
+              <w:t>Account</w:t>
+            </w:r>
+          </w:p>
+        </w:tc>
+        <w:tc>
+          <w:tcPr>
+            <w:tcW w:w="4675" w:type="dxa"/>
+          </w:tcPr>
+          <w:p>
+            <w:pPr>
+              <w:rPr>
+                <w:lang w:val="en-US"/>
+              </w:rPr>
+            </w:pPr>
+            <w:r>
+              <w:t>Persistency, Security</w:t>
             </w:r>
           </w:p>
         </w:tc>
@@ -3153,7 +3630,6 @@
   <w:style w:type="character" w:default="1" w:styleId="DefaultParagraphFont">
     <w:name w:val="Default Paragraph Font"/>
     <w:uiPriority w:val="1"/>
-    <w:semiHidden/>
     <w:unhideWhenUsed/>
   </w:style>
   <w:style w:type="table" w:default="1" w:styleId="TableNormal">
